--- a/skills/ats-kt1-algorithm-docs/assets/测试说明-示例.docx
+++ b/skills/ats-kt1-algorithm-docs/assets/测试说明-示例.docx
@@ -3244,175 +3244,175 @@
 </file>
 
 <file path=word/comments.xml><?xml version="1.0" encoding="utf-8"?>
-<ns0:comments xmlns:ns0="http://schemas.openxmlformats.org/wordprocessingml/2006/main" xmlns:ns1="http://schemas.openxmlformats.org/markup-compatibility/2006" xmlns:ns2="http://schemas.microsoft.com/office/word/2010/wordml" ns1:Ignorable="w14 w15 w16se w16cid w16 w16cex w16sdtdh w16sdtfl w16du wp14">
-  <ns0:comment ns0:id="0" ns0:author="ATS课题一" ns0:date="2026-08-05T22:17:00Z" ns0:initials="ATS">
-    <ns0:p ns2:paraId="597353BC" ns2:textId="77777777" ns0:rsidR="00804083" ns0:rsidRDefault="00804083" ns0:rsidP="00804083">
-      <ns0:pPr>
-        <ns0:pStyle ns0:val="af2"/>
-      </ns0:pPr>
-      <ns0:r>
-        <ns0:rPr>
-          <ns0:rStyle ns0:val="af1"/>
-        </ns0:rPr>
-        <ns0:annotationRef/>
-      </ns0:r>
-      <ns0:r>
-        <ns0:rPr>
-          <ns0:rFonts ns0:hint="eastAsia"/>
-        </ns0:rPr>
-        <ns0:t>下面几个小节用来解释input文件夹里的文件内容</ns0:t>
-      </ns0:r>
-    </ns0:p>
-    <ns0:p ns2:paraId="41445F98" ns2:textId="38603215" ns0:rsidR="00804083" ns0:rsidRPr="00804083" ns0:rsidRDefault="00804083">
-      <ns0:pPr>
-        <ns0:pStyle ns0:val="af2"/>
-      </ns0:pPr>
-    </ns0:p>
-  </ns0:comment>
-  <ns0:comment ns0:id="1" ns0:author="ATS课题一" ns0:date="2026-08-05T22:17:00Z" ns0:initials="ATS">
-    <ns0:p ns2:paraId="27CE5A08" ns2:textId="77777777" ns0:rsidR="00804083" ns0:rsidRDefault="00804083" ns0:rsidP="00804083">
-      <ns0:pPr>
-        <ns0:pStyle ns0:val="af2"/>
-      </ns0:pPr>
-      <ns0:r>
-        <ns0:rPr>
-          <ns0:rStyle ns0:val="af1"/>
-        </ns0:rPr>
-        <ns0:annotationRef/>
-      </ns0:r>
-      <ns0:r>
-        <ns0:rPr>
-          <ns0:rFonts ns0:hint="eastAsia"/>
-        </ns0:rPr>
-        <ns0:t>用表格或图片的形式描述多个可选择的测试样例，要有对应的文字解释</ns0:t>
-      </ns0:r>
-    </ns0:p>
-    <ns0:p ns2:paraId="5DE27896" ns2:textId="77777777" ns0:rsidR="00804083" ns0:rsidRDefault="00804083">
-      <ns0:pPr>
-        <ns0:pStyle ns0:val="af2"/>
-      </ns0:pPr>
-    </ns0:p>
-    <ns0:p ns2:paraId="7E3A8E3B" ns2:textId="13B23DCE" ns0:rsidR="00804083" ns0:rsidRDefault="00804083">
-      <ns0:pPr>
-        <ns0:pStyle ns0:val="af2"/>
-      </ns0:pPr>
-      <ns0:r>
-        <ns0:rPr>
-          <ns0:rFonts ns0:hint="eastAsia"/>
-        </ns0:rPr>
-        <ns0:t>提供2到3组测试样例，每个样例可以对应不同的输出</ns0:t>
-      </ns0:r>
-    </ns0:p>
-    <ns0:p ns2:paraId="049086D9" ns2:textId="77777777" ns0:rsidR="00804083" ns0:rsidRDefault="00804083">
-      <ns0:pPr>
-        <ns0:pStyle ns0:val="af2"/>
-        <ns0:rPr>
-          <ns0:rFonts ns0:hint="eastAsia"/>
-        </ns0:rPr>
-      </ns0:pPr>
-    </ns0:p>
-    <ns0:p ns2:paraId="2A222446" ns2:textId="6F86F504" ns0:rsidR="00804083" ns0:rsidRDefault="00804083">
-      <ns0:pPr>
-        <ns0:pStyle ns0:val="af2"/>
-      </ns0:pPr>
-      <ns0:r>
-        <ns0:rPr>
-          <ns0:rFonts ns0:hint="eastAsia"/>
-        </ns0:rPr>
-        <ns0:t>不同类型/场景/算法参数组合，作为可选择的</ns0:t>
-      </ns0:r>
-      <ns0:r ns0:rsidR="00E51873">
-        <ns0:rPr>
-          <ns0:rFonts ns0:hint="eastAsia"/>
-        </ns0:rPr>
-        <ns0:t>测试样例</ns0:t>
-      </ns0:r>
-      <ns0:r>
-        <ns0:rPr>
-          <ns0:rFonts ns0:hint="eastAsia"/>
-        </ns0:rPr>
-        <ns0:t>输入，任选其一放在input文件夹内，运行算法可以得到对应的输出</ns0:t>
-      </ns0:r>
-    </ns0:p>
-    <ns0:p ns2:paraId="1434D1F7" ns2:textId="3260AE1D" ns0:rsidR="00804083" ns0:rsidRPr="00804083" ns0:rsidRDefault="00804083">
-      <ns0:pPr>
-        <ns0:pStyle ns0:val="af2"/>
-        <ns0:rPr>
-          <ns0:rFonts ns0:hint="eastAsia"/>
-        </ns0:rPr>
-      </ns0:pPr>
-    </ns0:p>
-  </ns0:comment>
-  <ns0:comment ns0:id="2" ns0:author="ATS课题一" ns0:date="2026-08-05T22:20:00Z" ns0:initials="ATS">
-    <ns0:p ns2:paraId="2E3D6490" ns2:textId="1179ABE2" ns0:rsidR="009036A1" ns0:rsidRDefault="009036A1">
-      <ns0:pPr>
-        <ns0:pStyle ns0:val="af2"/>
-      </ns0:pPr>
-      <ns0:r>
-        <ns0:rPr>
-          <ns0:rStyle ns0:val="af1"/>
-        </ns0:rPr>
-        <ns0:annotationRef/>
-      </ns0:r>
-      <ns0:r>
-        <ns0:rPr>
-          <ns0:rFonts ns0:hint="eastAsia"/>
-        </ns0:rPr>
-        <ns0:t>这里主要说明如何能让算法docker成功运行起来</ns0:t>
-      </ns0:r>
-    </ns0:p>
-  </ns0:comment>
-  <ns0:comment ns0:id="3" ns0:author="ATS课题一" ns0:date="2026-08-05T22:20:00Z" ns0:initials="ATS">
-    <ns0:p ns2:paraId="012555EE" ns2:textId="1EE40FC3" ns0:rsidR="009036A1" ns0:rsidRDefault="009036A1">
-      <ns0:pPr>
-        <ns0:pStyle ns0:val="af2"/>
-      </ns0:pPr>
-      <ns0:r>
-        <ns0:rPr>
-          <ns0:rStyle ns0:val="af1"/>
-        </ns0:rPr>
-        <ns0:annotationRef/>
-      </ns0:r>
-      <ns0:r>
-        <ns0:rPr>
-          <ns0:rFonts ns0:hint="eastAsia"/>
-        </ns0:rPr>
-        <ns0:t>修改算法编号即可</ns0:t>
-      </ns0:r>
-    </ns0:p>
-  </ns0:comment>
-  <ns0:comment ns0:id="4" ns0:author="ATS课题一" ns0:date="2026-08-05T22:21:00Z" ns0:initials="ATS">
-    <ns0:p ns2:paraId="2569AE47" ns2:textId="6A56E40B" ns0:rsidR="009D4D55" ns0:rsidRDefault="009D4D55">
-      <ns0:pPr>
-        <ns0:pStyle ns0:val="af2"/>
-      </ns0:pPr>
-      <ns0:r>
-        <ns0:rPr>
-          <ns0:rStyle ns0:val="af1"/>
-        </ns0:rPr>
-        <ns0:annotationRef/>
-      </ns0:r>
-      <ns0:r>
-        <ns0:rPr>
-          <ns0:rFonts ns0:hint="eastAsia"/>
-        </ns0:rPr>
-        <ns0:t>算法模型运行后，预期会产生什么文件，里面有什么内容，</ns0:t>
-      </ns0:r>
-      <ns0:r>
-        <ns0:rPr>
-          <ns0:rFonts ns0:hint="eastAsia"/>
-        </ns0:rPr>
-        <ns0:t>指标会达到什么样的水平（例如精度大于0.9），</ns0:t>
-      </ns0:r>
-      <ns0:r>
-        <ns0:rPr>
-          <ns0:rFonts ns0:hint="eastAsia"/>
-        </ns0:rPr>
-        <ns0:t>能满足xxx要求/需求，可以判断该算法模型测试通过。</ns0:t>
-      </ns0:r>
-    </ns0:p>
-  </ns0:comment>
-</ns0:comments>
+<w:comments xmlns:wpc="http://schemas.microsoft.com/office/word/2010/wordprocessingCanvas" xmlns:cx="http://schemas.microsoft.com/office/drawing/2014/chartex" xmlns:cx1="http://schemas.microsoft.com/office/drawing/2015/9/8/chartex" xmlns:cx2="http://schemas.microsoft.com/office/drawing/2015/10/21/chartex" xmlns:cx3="http://schemas.microsoft.com/office/drawing/2016/5/9/chartex" xmlns:cx4="http://schemas.microsoft.com/office/drawing/2016/5/10/chartex" xmlns:cx5="http://schemas.microsoft.com/office/drawing/2016/5/11/chartex" xmlns:cx6="http://schemas.microsoft.com/office/drawing/2016/5/12/chartex" xmlns:cx7="http://schemas.microsoft.com/office/drawing/2016/5/13/chartex" xmlns:cx8="http://schemas.microsoft.com/office/drawing/2016/5/14/chartex" xmlns:mc="http://schemas.openxmlformats.org/markup-compatibility/2006" xmlns:m="http://schemas.openxmlformats.org/officeDocument/2006/math" xmlns:aink="http://schemas.microsoft.com/office/drawing/2016/ink" xmlns:am3d="http://schemas.microsoft.com/office/drawing/2017/model3d" xmlns:oel="http://schemas.microsoft.com/office/2019/extlst" xmlns:r="http://schemas.openxmlformats.org/officeDocument/2006/relationships" xmlns:wp14="http://schemas.microsoft.com/office/word/2010/wordprocessingDrawing" xmlns:wp="http://schemas.openxmlformats.org/drawingml/2006/wordprocessingDrawing" xmlns:wpg="http://schemas.microsoft.com/office/word/2010/wordprocessingGroup" xmlns:wpi="http://schemas.microsoft.com/office/word/2010/wordprocessingInk" xmlns:wps="http://schemas.microsoft.com/office/word/2010/wordprocessingShape" xmlns:o="urn:schemas-microsoft-com:office:office" xmlns:v="urn:schemas-microsoft-com:vml" xmlns:w10="urn:schemas-microsoft-com:office:word" xmlns:w="http://schemas.openxmlformats.org/wordprocessingml/2006/main" xmlns:w14="http://schemas.microsoft.com/office/word/2010/wordml" xmlns:w15="http://schemas.microsoft.com/office/word/2012/wordml" xmlns:w16cex="http://schemas.microsoft.com/office/word/2018/wordml/cex" xmlns:w16cid="http://schemas.microsoft.com/office/word/2016/wordml/cid" xmlns:w16="http://schemas.microsoft.com/office/word/2018/wordml" xmlns:w16sdtdh="http://schemas.microsoft.com/office/word/2020/wordml/sdtdatahash" xmlns:w16sdtfl="http://schemas.microsoft.com/office/word/2024/wordml/sdtformatlock" xmlns:w16se="http://schemas.microsoft.com/office/word/2015/wordml/symex" xmlns:w16du="http://schemas.microsoft.com/office/word/2023/wordml/word16du" xmlns:wne="http://schemas.microsoft.com/office/word/2006/wordml" mc:Ignorable="w14 w15 w16se w16cid w16 w16cex w16sdtdh w16sdtfl w16du wp14">
+  <w:comment w:id="0" w:author="李洋" w:date="2026-08-05T22:17:00Z" w:initials="LY">
+    <w:p>
+      <w:pPr>
+        <w:pStyle w:val="af2"/>
+      </w:pPr>
+      <w:r>
+        <w:rPr>
+          <w:rStyle w:val="af1"/>
+        </w:rPr>
+        <w:annotationRef/>
+      </w:r>
+      <w:r>
+        <w:rPr>
+          <w:rFonts w:hint="eastAsia"/>
+        </w:rPr>
+        <w:t>下面几个小节用来解释input文件夹里的文件内容</w:t>
+      </w:r>
+    </w:p>
+    <w:p>
+      <w:pPr>
+        <w:pStyle w:val="af2"/>
+      </w:pPr>
+    </w:p>
+  </w:comment>
+  <w:comment w:id="1" w:author="李洋" w:date="2026-08-05T22:17:00Z" w:initials="LY">
+    <w:p>
+      <w:pPr>
+        <w:pStyle w:val="af2"/>
+      </w:pPr>
+      <w:r>
+        <w:rPr>
+          <w:rStyle w:val="af1"/>
+        </w:rPr>
+        <w:annotationRef/>
+      </w:r>
+      <w:r>
+        <w:rPr>
+          <w:rFonts w:hint="eastAsia"/>
+        </w:rPr>
+        <w:t>用表格或图片的形式描述多个可选择的测试样例，要有对应的文字解释</w:t>
+      </w:r>
+    </w:p>
+    <w:p>
+      <w:pPr>
+        <w:pStyle w:val="af2"/>
+      </w:pPr>
+    </w:p>
+    <w:p>
+      <w:pPr>
+        <w:pStyle w:val="af2"/>
+      </w:pPr>
+      <w:r>
+        <w:rPr>
+          <w:rFonts w:hint="eastAsia"/>
+        </w:rPr>
+        <w:t>提供2到3组测试样例，每个样例可以对应不同的输出</w:t>
+      </w:r>
+    </w:p>
+    <w:p>
+      <w:pPr>
+        <w:pStyle w:val="af2"/>
+        <w:rPr>
+          <w:rFonts w:hint="eastAsia"/>
+        </w:rPr>
+      </w:pPr>
+    </w:p>
+    <w:p>
+      <w:pPr>
+        <w:pStyle w:val="af2"/>
+      </w:pPr>
+      <w:r>
+        <w:rPr>
+          <w:rFonts w:hint="eastAsia"/>
+        </w:rPr>
+        <w:t>不同类型/场景/算法参数组合，作为可选择的</w:t>
+      </w:r>
+      <w:r>
+        <w:rPr>
+          <w:rFonts w:hint="eastAsia"/>
+        </w:rPr>
+        <w:t>测试样例</w:t>
+      </w:r>
+      <w:r>
+        <w:rPr>
+          <w:rFonts w:hint="eastAsia"/>
+        </w:rPr>
+        <w:t>输入，任选其一放在input文件夹内，运行算法可以得到对应的输出</w:t>
+      </w:r>
+    </w:p>
+    <w:p>
+      <w:pPr>
+        <w:pStyle w:val="af2"/>
+        <w:rPr>
+          <w:rFonts w:hint="eastAsia"/>
+        </w:rPr>
+      </w:pPr>
+    </w:p>
+  </w:comment>
+  <w:comment w:id="2" w:author="李洋" w:date="2026-08-05T22:20:00Z" w:initials="LY">
+    <w:p>
+      <w:pPr>
+        <w:pStyle w:val="af2"/>
+      </w:pPr>
+      <w:r>
+        <w:rPr>
+          <w:rStyle w:val="af1"/>
+        </w:rPr>
+        <w:annotationRef/>
+      </w:r>
+      <w:r>
+        <w:rPr>
+          <w:rFonts w:hint="eastAsia"/>
+        </w:rPr>
+        <w:t>这里主要说明如何能让算法docker成功运行起来</w:t>
+      </w:r>
+    </w:p>
+  </w:comment>
+  <w:comment w:id="3" w:author="李洋" w:date="2026-08-05T22:20:00Z" w:initials="LY">
+    <w:p>
+      <w:pPr>
+        <w:pStyle w:val="af2"/>
+      </w:pPr>
+      <w:r>
+        <w:rPr>
+          <w:rStyle w:val="af1"/>
+        </w:rPr>
+        <w:annotationRef/>
+      </w:r>
+      <w:r>
+        <w:rPr>
+          <w:rFonts w:hint="eastAsia"/>
+        </w:rPr>
+        <w:t>修改算法编号即可</w:t>
+      </w:r>
+    </w:p>
+  </w:comment>
+  <w:comment w:id="4" w:author="李洋" w:date="2026-08-05T22:21:00Z" w:initials="LY">
+    <w:p>
+      <w:pPr>
+        <w:pStyle w:val="af2"/>
+      </w:pPr>
+      <w:r>
+        <w:rPr>
+          <w:rStyle w:val="af1"/>
+        </w:rPr>
+        <w:annotationRef/>
+      </w:r>
+      <w:r>
+        <w:rPr>
+          <w:rFonts w:hint="eastAsia"/>
+        </w:rPr>
+        <w:t>算法模型运行后，预期会产生什么文件，里面有什么内容，</w:t>
+      </w:r>
+      <w:r>
+        <w:rPr>
+          <w:rFonts w:hint="eastAsia"/>
+        </w:rPr>
+        <w:t>指标会达到什么样的水平（例如精度大于0.9），</w:t>
+      </w:r>
+      <w:r>
+        <w:rPr>
+          <w:rFonts w:hint="eastAsia"/>
+        </w:rPr>
+        <w:t>能满足xxx要求/需求，可以判断该算法模型测试通过。</w:t>
+      </w:r>
+    </w:p>
+  </w:comment>
+</w:comments>
 </file>
 
 <file path=word/commentsExtended.xml><?xml version="1.0" encoding="utf-8"?>

--- a/skills/ats-kt1-algorithm-docs/assets/测试说明-示例.docx
+++ b/skills/ats-kt1-algorithm-docs/assets/测试说明-示例.docx
@@ -3244,175 +3244,175 @@
 </file>
 
 <file path=word/comments.xml><?xml version="1.0" encoding="utf-8"?>
-<w:comments xmlns:wpc="http://schemas.microsoft.com/office/word/2010/wordprocessingCanvas" xmlns:cx="http://schemas.microsoft.com/office/drawing/2014/chartex" xmlns:cx1="http://schemas.microsoft.com/office/drawing/2015/9/8/chartex" xmlns:cx2="http://schemas.microsoft.com/office/drawing/2015/10/21/chartex" xmlns:cx3="http://schemas.microsoft.com/office/drawing/2016/5/9/chartex" xmlns:cx4="http://schemas.microsoft.com/office/drawing/2016/5/10/chartex" xmlns:cx5="http://schemas.microsoft.com/office/drawing/2016/5/11/chartex" xmlns:cx6="http://schemas.microsoft.com/office/drawing/2016/5/12/chartex" xmlns:cx7="http://schemas.microsoft.com/office/drawing/2016/5/13/chartex" xmlns:cx8="http://schemas.microsoft.com/office/drawing/2016/5/14/chartex" xmlns:mc="http://schemas.openxmlformats.org/markup-compatibility/2006" xmlns:m="http://schemas.openxmlformats.org/officeDocument/2006/math" xmlns:aink="http://schemas.microsoft.com/office/drawing/2016/ink" xmlns:am3d="http://schemas.microsoft.com/office/drawing/2017/model3d" xmlns:oel="http://schemas.microsoft.com/office/2019/extlst" xmlns:r="http://schemas.openxmlformats.org/officeDocument/2006/relationships" xmlns:wp14="http://schemas.microsoft.com/office/word/2010/wordprocessingDrawing" xmlns:wp="http://schemas.openxmlformats.org/drawingml/2006/wordprocessingDrawing" xmlns:wpg="http://schemas.microsoft.com/office/word/2010/wordprocessingGroup" xmlns:wpi="http://schemas.microsoft.com/office/word/2010/wordprocessingInk" xmlns:wps="http://schemas.microsoft.com/office/word/2010/wordprocessingShape" xmlns:o="urn:schemas-microsoft-com:office:office" xmlns:v="urn:schemas-microsoft-com:vml" xmlns:w10="urn:schemas-microsoft-com:office:word" xmlns:w="http://schemas.openxmlformats.org/wordprocessingml/2006/main" xmlns:w14="http://schemas.microsoft.com/office/word/2010/wordml" xmlns:w15="http://schemas.microsoft.com/office/word/2012/wordml" xmlns:w16cex="http://schemas.microsoft.com/office/word/2018/wordml/cex" xmlns:w16cid="http://schemas.microsoft.com/office/word/2016/wordml/cid" xmlns:w16="http://schemas.microsoft.com/office/word/2018/wordml" xmlns:w16sdtdh="http://schemas.microsoft.com/office/word/2020/wordml/sdtdatahash" xmlns:w16sdtfl="http://schemas.microsoft.com/office/word/2024/wordml/sdtformatlock" xmlns:w16se="http://schemas.microsoft.com/office/word/2015/wordml/symex" xmlns:w16du="http://schemas.microsoft.com/office/word/2023/wordml/word16du" xmlns:wne="http://schemas.microsoft.com/office/word/2006/wordml" mc:Ignorable="w14 w15 w16se w16cid w16 w16cex w16sdtdh w16sdtfl w16du wp14">
-  <w:comment w:id="0" w:author="李洋" w:date="2026-08-05T22:17:00Z" w:initials="LY">
-    <w:p>
-      <w:pPr>
-        <w:pStyle w:val="af2"/>
-      </w:pPr>
-      <w:r>
-        <w:rPr>
-          <w:rStyle w:val="af1"/>
-        </w:rPr>
-        <w:annotationRef/>
-      </w:r>
-      <w:r>
-        <w:rPr>
-          <w:rFonts w:hint="eastAsia"/>
-        </w:rPr>
-        <w:t>下面几个小节用来解释input文件夹里的文件内容</w:t>
-      </w:r>
-    </w:p>
-    <w:p>
-      <w:pPr>
-        <w:pStyle w:val="af2"/>
-      </w:pPr>
-    </w:p>
-  </w:comment>
-  <w:comment w:id="1" w:author="李洋" w:date="2026-08-05T22:17:00Z" w:initials="LY">
-    <w:p>
-      <w:pPr>
-        <w:pStyle w:val="af2"/>
-      </w:pPr>
-      <w:r>
-        <w:rPr>
-          <w:rStyle w:val="af1"/>
-        </w:rPr>
-        <w:annotationRef/>
-      </w:r>
-      <w:r>
-        <w:rPr>
-          <w:rFonts w:hint="eastAsia"/>
-        </w:rPr>
-        <w:t>用表格或图片的形式描述多个可选择的测试样例，要有对应的文字解释</w:t>
-      </w:r>
-    </w:p>
-    <w:p>
-      <w:pPr>
-        <w:pStyle w:val="af2"/>
-      </w:pPr>
-    </w:p>
-    <w:p>
-      <w:pPr>
-        <w:pStyle w:val="af2"/>
-      </w:pPr>
-      <w:r>
-        <w:rPr>
-          <w:rFonts w:hint="eastAsia"/>
-        </w:rPr>
-        <w:t>提供2到3组测试样例，每个样例可以对应不同的输出</w:t>
-      </w:r>
-    </w:p>
-    <w:p>
-      <w:pPr>
-        <w:pStyle w:val="af2"/>
-        <w:rPr>
-          <w:rFonts w:hint="eastAsia"/>
-        </w:rPr>
-      </w:pPr>
-    </w:p>
-    <w:p>
-      <w:pPr>
-        <w:pStyle w:val="af2"/>
-      </w:pPr>
-      <w:r>
-        <w:rPr>
-          <w:rFonts w:hint="eastAsia"/>
-        </w:rPr>
-        <w:t>不同类型/场景/算法参数组合，作为可选择的</w:t>
-      </w:r>
-      <w:r>
-        <w:rPr>
-          <w:rFonts w:hint="eastAsia"/>
-        </w:rPr>
-        <w:t>测试样例</w:t>
-      </w:r>
-      <w:r>
-        <w:rPr>
-          <w:rFonts w:hint="eastAsia"/>
-        </w:rPr>
-        <w:t>输入，任选其一放在input文件夹内，运行算法可以得到对应的输出</w:t>
-      </w:r>
-    </w:p>
-    <w:p>
-      <w:pPr>
-        <w:pStyle w:val="af2"/>
-        <w:rPr>
-          <w:rFonts w:hint="eastAsia"/>
-        </w:rPr>
-      </w:pPr>
-    </w:p>
-  </w:comment>
-  <w:comment w:id="2" w:author="李洋" w:date="2026-08-05T22:20:00Z" w:initials="LY">
-    <w:p>
-      <w:pPr>
-        <w:pStyle w:val="af2"/>
-      </w:pPr>
-      <w:r>
-        <w:rPr>
-          <w:rStyle w:val="af1"/>
-        </w:rPr>
-        <w:annotationRef/>
-      </w:r>
-      <w:r>
-        <w:rPr>
-          <w:rFonts w:hint="eastAsia"/>
-        </w:rPr>
-        <w:t>这里主要说明如何能让算法docker成功运行起来</w:t>
-      </w:r>
-    </w:p>
-  </w:comment>
-  <w:comment w:id="3" w:author="李洋" w:date="2026-08-05T22:20:00Z" w:initials="LY">
-    <w:p>
-      <w:pPr>
-        <w:pStyle w:val="af2"/>
-      </w:pPr>
-      <w:r>
-        <w:rPr>
-          <w:rStyle w:val="af1"/>
-        </w:rPr>
-        <w:annotationRef/>
-      </w:r>
-      <w:r>
-        <w:rPr>
-          <w:rFonts w:hint="eastAsia"/>
-        </w:rPr>
-        <w:t>修改算法编号即可</w:t>
-      </w:r>
-    </w:p>
-  </w:comment>
-  <w:comment w:id="4" w:author="李洋" w:date="2026-08-05T22:21:00Z" w:initials="LY">
-    <w:p>
-      <w:pPr>
-        <w:pStyle w:val="af2"/>
-      </w:pPr>
-      <w:r>
-        <w:rPr>
-          <w:rStyle w:val="af1"/>
-        </w:rPr>
-        <w:annotationRef/>
-      </w:r>
-      <w:r>
-        <w:rPr>
-          <w:rFonts w:hint="eastAsia"/>
-        </w:rPr>
-        <w:t>算法模型运行后，预期会产生什么文件，里面有什么内容，</w:t>
-      </w:r>
-      <w:r>
-        <w:rPr>
-          <w:rFonts w:hint="eastAsia"/>
-        </w:rPr>
-        <w:t>指标会达到什么样的水平（例如精度大于0.9），</w:t>
-      </w:r>
-      <w:r>
-        <w:rPr>
-          <w:rFonts w:hint="eastAsia"/>
-        </w:rPr>
-        <w:t>能满足xxx要求/需求，可以判断该算法模型测试通过。</w:t>
-      </w:r>
-    </w:p>
-  </w:comment>
-</w:comments>
+<ns0:comments xmlns:ns0="http://schemas.openxmlformats.org/wordprocessingml/2006/main" xmlns:ns1="http://schemas.openxmlformats.org/markup-compatibility/2006" xmlns:ns2="http://schemas.microsoft.com/office/word/2010/wordml" ns1:Ignorable="w14 w15 w16se w16cid w16 w16cex w16sdtdh w16sdtfl w16du wp14">
+  <ns0:comment ns0:id="0" ns0:author="ATS课题一" ns0:date="2026-08-05T22:17:00Z" ns0:initials="ATS">
+    <ns0:p ns2:paraId="597353BC" ns2:textId="77777777" ns0:rsidR="00804083" ns0:rsidRDefault="00804083" ns0:rsidP="00804083">
+      <ns0:pPr>
+        <ns0:pStyle ns0:val="af2"/>
+      </ns0:pPr>
+      <ns0:r>
+        <ns0:rPr>
+          <ns0:rStyle ns0:val="af1"/>
+        </ns0:rPr>
+        <ns0:annotationRef/>
+      </ns0:r>
+      <ns0:r>
+        <ns0:rPr>
+          <ns0:rFonts ns0:hint="eastAsia"/>
+        </ns0:rPr>
+        <ns0:t>下面几个小节用来解释input文件夹里的文件内容</ns0:t>
+      </ns0:r>
+    </ns0:p>
+    <ns0:p ns2:paraId="41445F98" ns2:textId="38603215" ns0:rsidR="00804083" ns0:rsidRPr="00804083" ns0:rsidRDefault="00804083">
+      <ns0:pPr>
+        <ns0:pStyle ns0:val="af2"/>
+      </ns0:pPr>
+    </ns0:p>
+  </ns0:comment>
+  <ns0:comment ns0:id="1" ns0:author="ATS课题一" ns0:date="2026-08-05T22:17:00Z" ns0:initials="ATS">
+    <ns0:p ns2:paraId="27CE5A08" ns2:textId="77777777" ns0:rsidR="00804083" ns0:rsidRDefault="00804083" ns0:rsidP="00804083">
+      <ns0:pPr>
+        <ns0:pStyle ns0:val="af2"/>
+      </ns0:pPr>
+      <ns0:r>
+        <ns0:rPr>
+          <ns0:rStyle ns0:val="af1"/>
+        </ns0:rPr>
+        <ns0:annotationRef/>
+      </ns0:r>
+      <ns0:r>
+        <ns0:rPr>
+          <ns0:rFonts ns0:hint="eastAsia"/>
+        </ns0:rPr>
+        <ns0:t>用表格或图片的形式描述多个可选择的测试样例，要有对应的文字解释</ns0:t>
+      </ns0:r>
+    </ns0:p>
+    <ns0:p ns2:paraId="5DE27896" ns2:textId="77777777" ns0:rsidR="00804083" ns0:rsidRDefault="00804083">
+      <ns0:pPr>
+        <ns0:pStyle ns0:val="af2"/>
+      </ns0:pPr>
+    </ns0:p>
+    <ns0:p ns2:paraId="7E3A8E3B" ns2:textId="13B23DCE" ns0:rsidR="00804083" ns0:rsidRDefault="00804083">
+      <ns0:pPr>
+        <ns0:pStyle ns0:val="af2"/>
+      </ns0:pPr>
+      <ns0:r>
+        <ns0:rPr>
+          <ns0:rFonts ns0:hint="eastAsia"/>
+        </ns0:rPr>
+        <ns0:t>提供2到3组测试样例，每个样例可以对应不同的输出</ns0:t>
+      </ns0:r>
+    </ns0:p>
+    <ns0:p ns2:paraId="049086D9" ns2:textId="77777777" ns0:rsidR="00804083" ns0:rsidRDefault="00804083">
+      <ns0:pPr>
+        <ns0:pStyle ns0:val="af2"/>
+        <ns0:rPr>
+          <ns0:rFonts ns0:hint="eastAsia"/>
+        </ns0:rPr>
+      </ns0:pPr>
+    </ns0:p>
+    <ns0:p ns2:paraId="2A222446" ns2:textId="6F86F504" ns0:rsidR="00804083" ns0:rsidRDefault="00804083">
+      <ns0:pPr>
+        <ns0:pStyle ns0:val="af2"/>
+      </ns0:pPr>
+      <ns0:r>
+        <ns0:rPr>
+          <ns0:rFonts ns0:hint="eastAsia"/>
+        </ns0:rPr>
+        <ns0:t>不同类型/场景/算法参数组合，作为可选择的</ns0:t>
+      </ns0:r>
+      <ns0:r ns0:rsidR="00E51873">
+        <ns0:rPr>
+          <ns0:rFonts ns0:hint="eastAsia"/>
+        </ns0:rPr>
+        <ns0:t>测试样例</ns0:t>
+      </ns0:r>
+      <ns0:r>
+        <ns0:rPr>
+          <ns0:rFonts ns0:hint="eastAsia"/>
+        </ns0:rPr>
+        <ns0:t>输入，任选其一放在input文件夹内，运行算法可以得到对应的输出</ns0:t>
+      </ns0:r>
+    </ns0:p>
+    <ns0:p ns2:paraId="1434D1F7" ns2:textId="3260AE1D" ns0:rsidR="00804083" ns0:rsidRPr="00804083" ns0:rsidRDefault="00804083">
+      <ns0:pPr>
+        <ns0:pStyle ns0:val="af2"/>
+        <ns0:rPr>
+          <ns0:rFonts ns0:hint="eastAsia"/>
+        </ns0:rPr>
+      </ns0:pPr>
+    </ns0:p>
+  </ns0:comment>
+  <ns0:comment ns0:id="2" ns0:author="ATS课题一" ns0:date="2026-08-05T22:20:00Z" ns0:initials="ATS">
+    <ns0:p ns2:paraId="2E3D6490" ns2:textId="1179ABE2" ns0:rsidR="009036A1" ns0:rsidRDefault="009036A1">
+      <ns0:pPr>
+        <ns0:pStyle ns0:val="af2"/>
+      </ns0:pPr>
+      <ns0:r>
+        <ns0:rPr>
+          <ns0:rStyle ns0:val="af1"/>
+        </ns0:rPr>
+        <ns0:annotationRef/>
+      </ns0:r>
+      <ns0:r>
+        <ns0:rPr>
+          <ns0:rFonts ns0:hint="eastAsia"/>
+        </ns0:rPr>
+        <ns0:t>这里主要说明如何能让算法docker成功运行起来</ns0:t>
+      </ns0:r>
+    </ns0:p>
+  </ns0:comment>
+  <ns0:comment ns0:id="3" ns0:author="ATS课题一" ns0:date="2026-08-05T22:20:00Z" ns0:initials="ATS">
+    <ns0:p ns2:paraId="012555EE" ns2:textId="1EE40FC3" ns0:rsidR="009036A1" ns0:rsidRDefault="009036A1">
+      <ns0:pPr>
+        <ns0:pStyle ns0:val="af2"/>
+      </ns0:pPr>
+      <ns0:r>
+        <ns0:rPr>
+          <ns0:rStyle ns0:val="af1"/>
+        </ns0:rPr>
+        <ns0:annotationRef/>
+      </ns0:r>
+      <ns0:r>
+        <ns0:rPr>
+          <ns0:rFonts ns0:hint="eastAsia"/>
+        </ns0:rPr>
+        <ns0:t>修改算法编号即可</ns0:t>
+      </ns0:r>
+    </ns0:p>
+  </ns0:comment>
+  <ns0:comment ns0:id="4" ns0:author="ATS课题一" ns0:date="2026-08-05T22:21:00Z" ns0:initials="ATS">
+    <ns0:p ns2:paraId="2569AE47" ns2:textId="6A56E40B" ns0:rsidR="009D4D55" ns0:rsidRDefault="009D4D55">
+      <ns0:pPr>
+        <ns0:pStyle ns0:val="af2"/>
+      </ns0:pPr>
+      <ns0:r>
+        <ns0:rPr>
+          <ns0:rStyle ns0:val="af1"/>
+        </ns0:rPr>
+        <ns0:annotationRef/>
+      </ns0:r>
+      <ns0:r>
+        <ns0:rPr>
+          <ns0:rFonts ns0:hint="eastAsia"/>
+        </ns0:rPr>
+        <ns0:t>算法模型运行后，预期会产生什么文件，里面有什么内容，</ns0:t>
+      </ns0:r>
+      <ns0:r>
+        <ns0:rPr>
+          <ns0:rFonts ns0:hint="eastAsia"/>
+        </ns0:rPr>
+        <ns0:t>指标会达到什么样的水平（例如精度大于0.9），</ns0:t>
+      </ns0:r>
+      <ns0:r>
+        <ns0:rPr>
+          <ns0:rFonts ns0:hint="eastAsia"/>
+        </ns0:rPr>
+        <ns0:t>能满足xxx要求/需求，可以判断该算法模型测试通过。</ns0:t>
+      </ns0:r>
+    </ns0:p>
+  </ns0:comment>
+</ns0:comments>
 </file>
 
 <file path=word/commentsExtended.xml><?xml version="1.0" encoding="utf-8"?>
